--- a/8 семестр/МиСИИ/ЛР Prolog 3/МиСИИ ЛР 1.docx
+++ b/8 семестр/МиСИИ/ЛР Prolog 3/МиСИИ ЛР 1.docx
@@ -489,15 +489,12 @@
         <w:pStyle w:val="aa"/>
         <w:numPr>
           <w:ilvl w:val="0"/>
-          <w:numId w:val="36"/>
+          <w:numId w:val="38"/>
         </w:numPr>
-        <w:ind w:left="993"/>
-      </w:pPr>
-      <w:r>
-        <w:t>Изучить модели представления знаний по лекционному материалу и учебным пособиям</w:t>
-      </w:r>
-      <w:r>
-        <w:t>;</w:t>
+        <w:ind w:left="1134" w:hanging="567"/>
+      </w:pPr>
+      <w:r>
+        <w:t>Изучить модели представления знаний по лекционному материалу и учебным пособиям;</w:t>
       </w:r>
     </w:p>
     <w:p>
@@ -505,15 +502,12 @@
         <w:pStyle w:val="aa"/>
         <w:numPr>
           <w:ilvl w:val="0"/>
-          <w:numId w:val="36"/>
+          <w:numId w:val="38"/>
         </w:numPr>
-        <w:ind w:left="993"/>
-      </w:pPr>
-      <w:r>
-        <w:t>Детально изучить организацию продукционной системы, механизмы прямого и обратного вывода, основы построения подсистемы объяснения, примеры реализации ЭС на Прологе</w:t>
-      </w:r>
-      <w:r>
-        <w:t>;</w:t>
+        <w:ind w:left="1134" w:hanging="567"/>
+      </w:pPr>
+      <w:r>
+        <w:t>Детально изучить организацию продукционной системы, механизмы прямого и обратного вывода, основы построения подсистемы объяснения, примеры реализации ЭС на Прологе;</w:t>
       </w:r>
     </w:p>
     <w:p>
@@ -521,15 +515,12 @@
         <w:pStyle w:val="aa"/>
         <w:numPr>
           <w:ilvl w:val="0"/>
-          <w:numId w:val="36"/>
+          <w:numId w:val="38"/>
         </w:numPr>
-        <w:ind w:left="993"/>
-      </w:pPr>
-      <w:r>
-        <w:t>Выполнить анализ предметной области ЭС в соответствии с вариантом задания</w:t>
-      </w:r>
-      <w:r>
-        <w:t>:</w:t>
+        <w:ind w:left="1134" w:hanging="567"/>
+      </w:pPr>
+      <w:r>
+        <w:t>Выполнить анализ предметной области ЭС в соответствии с вариантом задания:</w:t>
       </w:r>
     </w:p>
     <w:p>
@@ -537,15 +528,12 @@
         <w:pStyle w:val="aa"/>
         <w:numPr>
           <w:ilvl w:val="1"/>
-          <w:numId w:val="36"/>
+          <w:numId w:val="38"/>
         </w:numPr>
-        <w:ind w:left="1701"/>
-      </w:pPr>
-      <w:r>
-        <w:t>выбрать задачу, решаемую ЭС, и определить цели системы: конечные, промежуточные и вспомогательные</w:t>
-      </w:r>
-      <w:r>
-        <w:t>;</w:t>
+        <w:ind w:left="1560" w:hanging="426"/>
+      </w:pPr>
+      <w:r>
+        <w:t>выбрать задачу, решаемую ЭС, и определить цели системы: конечные, промежуточные и вспомогательные;</w:t>
       </w:r>
     </w:p>
     <w:p>
@@ -553,15 +541,12 @@
         <w:pStyle w:val="aa"/>
         <w:numPr>
           <w:ilvl w:val="1"/>
-          <w:numId w:val="36"/>
+          <w:numId w:val="38"/>
         </w:numPr>
-        <w:ind w:left="1701"/>
-      </w:pPr>
-      <w:r>
-        <w:t>выделить подзадачи, которые следует решить для достижения цели</w:t>
-      </w:r>
-      <w:r>
-        <w:t>;</w:t>
+        <w:ind w:left="1560" w:hanging="426"/>
+      </w:pPr>
+      <w:r>
+        <w:t>выделить подзадачи, которые следует решить для достижения цели;</w:t>
       </w:r>
     </w:p>
     <w:p>
@@ -569,15 +554,12 @@
         <w:pStyle w:val="aa"/>
         <w:numPr>
           <w:ilvl w:val="1"/>
-          <w:numId w:val="36"/>
+          <w:numId w:val="38"/>
         </w:numPr>
-        <w:ind w:left="1701"/>
-      </w:pPr>
-      <w:r>
-        <w:t>разработать продукционную базу правил для решения выделенных подзадач</w:t>
-      </w:r>
-      <w:r>
-        <w:t>;</w:t>
+        <w:ind w:left="1560" w:hanging="426"/>
+      </w:pPr>
+      <w:r>
+        <w:t>разработать продукционную базу правил для решения выделенных подзадач;</w:t>
       </w:r>
     </w:p>
     <w:p>
@@ -585,9 +567,9 @@
         <w:pStyle w:val="aa"/>
         <w:numPr>
           <w:ilvl w:val="0"/>
-          <w:numId w:val="36"/>
+          <w:numId w:val="38"/>
         </w:numPr>
-        <w:ind w:left="993"/>
+        <w:ind w:left="1134" w:hanging="567"/>
       </w:pPr>
       <w:r>
         <w:t>Ознакомиться с примерами программных кодов, привед</w:t>
@@ -602,10 +584,7 @@
         <w:t>и</w:t>
       </w:r>
       <w:r>
-        <w:t>и, и, по аналогии, разработать ЭС продукционного типа для решения задачи в заданной предметной области</w:t>
-      </w:r>
-      <w:r>
-        <w:t>;</w:t>
+        <w:t>и, и, по аналогии, разработать ЭС продукционного типа для решения задачи в заданной предметной области;</w:t>
       </w:r>
     </w:p>
     <w:p>
@@ -613,15 +592,12 @@
         <w:pStyle w:val="aa"/>
         <w:numPr>
           <w:ilvl w:val="0"/>
-          <w:numId w:val="36"/>
+          <w:numId w:val="38"/>
         </w:numPr>
-        <w:ind w:left="993"/>
-      </w:pPr>
-      <w:r>
-        <w:t>Создать в среде программирования Пролог проект ЭС и выполнить его отладку</w:t>
-      </w:r>
-      <w:r>
-        <w:t>;</w:t>
+        <w:ind w:left="1134" w:hanging="567"/>
+      </w:pPr>
+      <w:r>
+        <w:t>Создать в среде программирования Пролог проект ЭС и выполнить его отладку;</w:t>
       </w:r>
     </w:p>
     <w:p>
@@ -629,15 +605,12 @@
         <w:pStyle w:val="aa"/>
         <w:numPr>
           <w:ilvl w:val="0"/>
-          <w:numId w:val="36"/>
+          <w:numId w:val="38"/>
         </w:numPr>
-        <w:ind w:left="993"/>
-      </w:pPr>
-      <w:r>
-        <w:t>Исследовать свойства разработанной системы. Получить протоколы работы системы при доказательстве различных целевых утверждений</w:t>
-      </w:r>
-      <w:r>
-        <w:t>;</w:t>
+        <w:ind w:left="1134" w:hanging="567"/>
+      </w:pPr>
+      <w:r>
+        <w:t>Исследовать свойства разработанной системы. Получить протоколы работы системы при доказательстве различных целевых утверждений;</w:t>
       </w:r>
     </w:p>
     <w:p>
@@ -645,15 +618,12 @@
         <w:pStyle w:val="aa"/>
         <w:numPr>
           <w:ilvl w:val="0"/>
-          <w:numId w:val="36"/>
+          <w:numId w:val="38"/>
         </w:numPr>
-        <w:ind w:left="993"/>
-      </w:pPr>
-      <w:r>
-        <w:t>Зафиксировать результаты работы программы в виде экранных копий</w:t>
-      </w:r>
-      <w:r>
-        <w:t>;</w:t>
+        <w:ind w:left="1134" w:hanging="567"/>
+      </w:pPr>
+      <w:r>
+        <w:t>Зафиксировать результаты работы программы в виде экранных копий;</w:t>
       </w:r>
     </w:p>
     <w:p/>
@@ -677,7 +647,17 @@
         <w:t>Реализовать продукционную экспертную систему в соответствии с номером варианта</w:t>
       </w:r>
       <w:r>
-        <w:t xml:space="preserve"> (13 – Сельское хозяйство)</w:t>
+        <w:t xml:space="preserve"> (</w:t>
+      </w:r>
+      <w:r>
+        <w:rPr>
+          <w:b/>
+          <w:bCs/>
+        </w:rPr>
+        <w:t>13 – Сельское хозяйство</w:t>
+      </w:r>
+      <w:r>
+        <w:t>)</w:t>
       </w:r>
       <w:r>
         <w:t xml:space="preserve">. </w:t>
@@ -702,28 +682,11 @@
       </w:r>
     </w:p>
     <w:p>
-      <w:pPr>
-        <w:rPr>
-          <w:color w:val="FF0000"/>
-        </w:rPr>
-      </w:pPr>
-      <w:r>
-        <w:rPr>
-          <w:color w:val="FF0000"/>
-        </w:rPr>
-        <w:t>Задачу, решаемую ЭС, выбрать самостоятельно с уч</w:t>
-      </w:r>
-      <w:r>
-        <w:rPr>
-          <w:color w:val="FF0000"/>
-        </w:rPr>
-        <w:t>ё</w:t>
-      </w:r>
-      <w:r>
-        <w:rPr>
-          <w:color w:val="FF0000"/>
-        </w:rPr>
-        <w:t>том перечня задач, указанного в п.3.2.1, или с помощью каталога ЭС, приведенного в [10].</w:t>
+      <w:r>
+        <w:t xml:space="preserve">Задачу, решаемую ЭС, выбрать самостоятельно с учётом перечня задач, указанного в </w:t>
+      </w:r>
+      <w:r>
+        <w:t>методических указаниях.</w:t>
       </w:r>
     </w:p>
     <w:p/>
@@ -746,27 +709,1915 @@
       </w:pPr>
     </w:p>
     <w:p>
-      <w:pPr>
+      <w:r>
+        <w:t xml:space="preserve">Была разработана экспертная система на языке </w:t>
+      </w:r>
+      <w:r>
         <w:rPr>
           <w:lang w:val="en-US"/>
         </w:rPr>
-      </w:pPr>
+        <w:t>Prolog</w:t>
+      </w:r>
+      <w:r>
+        <w:t xml:space="preserve"> по предметной области «</w:t>
+      </w:r>
+      <w:r>
+        <w:t>Сельское хозяйство</w:t>
+      </w:r>
+      <w:r>
+        <w:t>»</w:t>
+      </w:r>
+      <w:r>
+        <w:t xml:space="preserve">. Она предназначена </w:t>
+      </w:r>
+      <w:r>
+        <w:t xml:space="preserve">для </w:t>
+      </w:r>
+      <w:r>
+        <w:t xml:space="preserve">того, чтобы по климатическим условиям определять </w:t>
+      </w:r>
+      <w:r>
+        <w:t>можно ли в этой среде выращивать ту или иную культуру из заданного перечня.</w:t>
+      </w:r>
+    </w:p>
+    <w:p>
+      <w:r>
+        <w:t xml:space="preserve">Система использует базу продукционных правил, которые связывают </w:t>
+      </w:r>
+      <w:r>
+        <w:t>условия среды</w:t>
+      </w:r>
+      <w:r>
+        <w:t xml:space="preserve"> с гипотезами о том, </w:t>
+      </w:r>
+      <w:r>
+        <w:t>какую культуру в ней лучше выращивать</w:t>
+      </w:r>
+      <w:r>
+        <w:t xml:space="preserve"> (листинг 3.1)</w:t>
+      </w:r>
       <w:r>
         <w:t>.</w:t>
       </w:r>
     </w:p>
-    <w:p>
-      <w:pPr>
+    <w:p/>
+    <w:p>
+      <w:r>
+        <w:t xml:space="preserve">Листинг </w:t>
+      </w:r>
+      <w:r>
+        <w:t>3.</w:t>
+      </w:r>
+      <w:r>
+        <w:t xml:space="preserve">1 – База знаний </w:t>
+      </w:r>
+      <w:r>
+        <w:t>ЭС (</w:t>
+      </w:r>
+      <w:r>
         <w:rPr>
           <w:lang w:val="en-US"/>
         </w:rPr>
-      </w:pPr>
-    </w:p>
-    <w:p>
-      <w:r>
-        <w:br w:type="page"/>
-      </w:r>
-    </w:p>
+        <w:t>np</w:t>
+      </w:r>
+      <w:r>
+        <w:t>.</w:t>
+      </w:r>
+      <w:r>
+        <w:rPr>
+          <w:lang w:val="en-US"/>
+        </w:rPr>
+        <w:t>pl</w:t>
+      </w:r>
+      <w:r>
+        <w:t>)</w:t>
+      </w:r>
+    </w:p>
+    <w:p>
+      <w:pPr>
+        <w:pStyle w:val="af"/>
+        <w:rPr>
+          <w:lang w:val="en-US"/>
+        </w:rPr>
+      </w:pPr>
+      <w:r>
+        <w:rPr>
+          <w:lang w:val="en-US"/>
+        </w:rPr>
+        <w:t>info :-</w:t>
+      </w:r>
+    </w:p>
+    <w:p>
+      <w:pPr>
+        <w:pStyle w:val="af"/>
+        <w:rPr>
+          <w:lang w:val="en-US"/>
+        </w:rPr>
+      </w:pPr>
+      <w:r>
+        <w:rPr>
+          <w:lang w:val="en-US"/>
+        </w:rPr>
+        <w:t xml:space="preserve">    nl, </w:t>
+      </w:r>
+    </w:p>
+    <w:p>
+      <w:pPr>
+        <w:pStyle w:val="af"/>
+        <w:rPr>
+          <w:lang w:val="en-US"/>
+        </w:rPr>
+      </w:pPr>
+      <w:r>
+        <w:rPr>
+          <w:lang w:val="en-US"/>
+        </w:rPr>
+        <w:t xml:space="preserve">    write('*******************************'), nl,</w:t>
+      </w:r>
+    </w:p>
+    <w:p>
+      <w:pPr>
+        <w:pStyle w:val="af"/>
+      </w:pPr>
+      <w:r>
+        <w:rPr>
+          <w:lang w:val="en-US"/>
+        </w:rPr>
+        <w:t xml:space="preserve">    </w:t>
+      </w:r>
+      <w:r>
+        <w:t>write('*     Экспертная система      *'), nl,</w:t>
+      </w:r>
+    </w:p>
+    <w:p>
+      <w:pPr>
+        <w:pStyle w:val="af"/>
+      </w:pPr>
+      <w:r>
+        <w:t xml:space="preserve">    write('*    "Cельское хозяйство"     *'), nl,</w:t>
+      </w:r>
+    </w:p>
+    <w:p>
+      <w:pPr>
+        <w:pStyle w:val="af"/>
+      </w:pPr>
+      <w:r>
+        <w:t xml:space="preserve">    write('*---------------------------- *'), nl,</w:t>
+      </w:r>
+    </w:p>
+    <w:p>
+      <w:pPr>
+        <w:pStyle w:val="af"/>
+      </w:pPr>
+      <w:r>
+        <w:t xml:space="preserve">    write('*   Отвечайте на вопросы:     *'),nl,</w:t>
+      </w:r>
+    </w:p>
+    <w:p>
+      <w:pPr>
+        <w:pStyle w:val="af"/>
+      </w:pPr>
+      <w:r>
+        <w:t xml:space="preserve">    write('*    да, нет, почему          *'),nl,</w:t>
+      </w:r>
+    </w:p>
+    <w:p>
+      <w:pPr>
+        <w:pStyle w:val="af"/>
+      </w:pPr>
+      <w:r>
+        <w:t xml:space="preserve">    write('*   Для объяснения решения    *'),nl,</w:t>
+      </w:r>
+    </w:p>
+    <w:p>
+      <w:pPr>
+        <w:pStyle w:val="af"/>
+      </w:pPr>
+      <w:r>
+        <w:t xml:space="preserve">    write('*     введите цель            *'),nl,</w:t>
+      </w:r>
+    </w:p>
+    <w:p>
+      <w:pPr>
+        <w:pStyle w:val="af"/>
+      </w:pPr>
+      <w:r>
+        <w:t xml:space="preserve">    write('*******************************'), nl ,</w:t>
+      </w:r>
+    </w:p>
+    <w:p>
+      <w:pPr>
+        <w:pStyle w:val="af"/>
+      </w:pPr>
+      <w:r>
+        <w:t xml:space="preserve">    write('Введите любой символ'), nl,</w:t>
+      </w:r>
+    </w:p>
+    <w:p>
+      <w:pPr>
+        <w:pStyle w:val="af"/>
+      </w:pPr>
+      <w:r>
+        <w:t xml:space="preserve">    get0(_).</w:t>
+      </w:r>
+    </w:p>
+    <w:p>
+      <w:pPr>
+        <w:pStyle w:val="af"/>
+        <w:ind w:firstLine="0"/>
+      </w:pPr>
+    </w:p>
+    <w:p>
+      <w:pPr>
+        <w:pStyle w:val="af"/>
+      </w:pPr>
+      <w:r>
+        <w:t>% --------------------- ГИПОТЕЗЫ ---------------------</w:t>
+      </w:r>
+    </w:p>
+    <w:p>
+      <w:pPr>
+        <w:pStyle w:val="af"/>
+      </w:pPr>
+      <w:r>
+        <w:t>h1  :: гипотеза(расти(кукуруза)).</w:t>
+      </w:r>
+    </w:p>
+    <w:p>
+      <w:pPr>
+        <w:pStyle w:val="af"/>
+      </w:pPr>
+      <w:r>
+        <w:t>h2  :: гипотеза(расти(рис)).</w:t>
+      </w:r>
+    </w:p>
+    <w:p>
+      <w:pPr>
+        <w:pStyle w:val="af"/>
+      </w:pPr>
+      <w:r>
+        <w:t>h3  :: гипотеза(расти(пшеница)).</w:t>
+      </w:r>
+    </w:p>
+    <w:p>
+      <w:pPr>
+        <w:pStyle w:val="af"/>
+      </w:pPr>
+      <w:r>
+        <w:t>h4  :: гипотеза(расти(виноград)).</w:t>
+      </w:r>
+    </w:p>
+    <w:p>
+      <w:pPr>
+        <w:pStyle w:val="af"/>
+      </w:pPr>
+      <w:r>
+        <w:t>h5  :: гипотеза(расти(соя)).</w:t>
+      </w:r>
+    </w:p>
+    <w:p>
+      <w:pPr>
+        <w:pStyle w:val="af"/>
+      </w:pPr>
+      <w:r>
+        <w:lastRenderedPageBreak/>
+        <w:t>h6  :: гипотеза(расти(подсолнечник)).</w:t>
+      </w:r>
+    </w:p>
+    <w:p>
+      <w:pPr>
+        <w:pStyle w:val="af"/>
+      </w:pPr>
+      <w:r>
+        <w:t>h7  :: гипотеза(расти(картофель)).</w:t>
+      </w:r>
+    </w:p>
+    <w:p>
+      <w:pPr>
+        <w:pStyle w:val="af"/>
+      </w:pPr>
+      <w:r>
+        <w:t>h8  :: гипотеза(расти(лён)).</w:t>
+      </w:r>
+    </w:p>
+    <w:p>
+      <w:pPr>
+        <w:pStyle w:val="af"/>
+      </w:pPr>
+      <w:r>
+        <w:t>h9  :: гипотеза(расти(овёс)).</w:t>
+      </w:r>
+    </w:p>
+    <w:p>
+      <w:pPr>
+        <w:pStyle w:val="af"/>
+      </w:pPr>
+      <w:r>
+        <w:t>h10 :: гипотеза(расти(кофе)).</w:t>
+      </w:r>
+    </w:p>
+    <w:p>
+      <w:pPr>
+        <w:pStyle w:val="af"/>
+        <w:ind w:firstLine="0"/>
+      </w:pPr>
+    </w:p>
+    <w:p>
+      <w:pPr>
+        <w:pStyle w:val="af"/>
+      </w:pPr>
+      <w:r>
+        <w:t>% ---------------------- ПРИЗНАКИ ----------------------</w:t>
+      </w:r>
+    </w:p>
+    <w:p>
+      <w:pPr>
+        <w:pStyle w:val="af"/>
+      </w:pPr>
+      <w:r>
+        <w:t>% факты, верность которых можно спрашивать у пользователя</w:t>
+      </w:r>
+    </w:p>
+    <w:p>
+      <w:pPr>
+        <w:pStyle w:val="af"/>
+      </w:pPr>
+      <w:r>
+        <w:t>q1  :: признак(температура(высокая)).</w:t>
+      </w:r>
+    </w:p>
+    <w:p>
+      <w:pPr>
+        <w:pStyle w:val="af"/>
+      </w:pPr>
+      <w:r>
+        <w:t>q2  :: признак(температура(средняя)).</w:t>
+      </w:r>
+    </w:p>
+    <w:p>
+      <w:pPr>
+        <w:pStyle w:val="af"/>
+      </w:pPr>
+      <w:r>
+        <w:t>%</w:t>
+      </w:r>
+    </w:p>
+    <w:p>
+      <w:pPr>
+        <w:pStyle w:val="af"/>
+      </w:pPr>
+      <w:r>
+        <w:t>q3  :: признак(осадков(много)).</w:t>
+      </w:r>
+    </w:p>
+    <w:p>
+      <w:pPr>
+        <w:pStyle w:val="af"/>
+      </w:pPr>
+      <w:r>
+        <w:t>q4  :: признак(осадков(средне)).</w:t>
+      </w:r>
+    </w:p>
+    <w:p>
+      <w:pPr>
+        <w:pStyle w:val="af"/>
+      </w:pPr>
+      <w:r>
+        <w:t>q5  :: признак(осадков(мало)).</w:t>
+      </w:r>
+    </w:p>
+    <w:p>
+      <w:pPr>
+        <w:pStyle w:val="af"/>
+      </w:pPr>
+    </w:p>
+    <w:p>
+      <w:pPr>
+        <w:pStyle w:val="af"/>
+      </w:pPr>
+      <w:r>
+        <w:t>q6  :: признак(почва(чернозём)).</w:t>
+      </w:r>
+    </w:p>
+    <w:p>
+      <w:pPr>
+        <w:pStyle w:val="af"/>
+      </w:pPr>
+      <w:r>
+        <w:t>q7  :: признак(почва(песчаная)).</w:t>
+      </w:r>
+    </w:p>
+    <w:p>
+      <w:pPr>
+        <w:pStyle w:val="af"/>
+      </w:pPr>
+      <w:r>
+        <w:t>q8  :: признак(почва(глинистая)).</w:t>
+      </w:r>
+    </w:p>
+    <w:p>
+      <w:pPr>
+        <w:pStyle w:val="af"/>
+      </w:pPr>
+    </w:p>
+    <w:p>
+      <w:pPr>
+        <w:pStyle w:val="af"/>
+      </w:pPr>
+      <w:r>
+        <w:t>q9 :: признак(заморозков(нет)).</w:t>
+      </w:r>
+    </w:p>
+    <w:p>
+      <w:pPr>
+        <w:pStyle w:val="af"/>
+        <w:ind w:firstLine="0"/>
+      </w:pPr>
+    </w:p>
+    <w:p>
+      <w:pPr>
+        <w:pStyle w:val="af"/>
+      </w:pPr>
+      <w:r>
+        <w:t>% ---------------------- ПРАВИЛА ----------------------</w:t>
+      </w:r>
+    </w:p>
+    <w:p>
+      <w:pPr>
+        <w:pStyle w:val="af"/>
+      </w:pPr>
+      <w:r>
+        <w:t>правило1 :: если температура(высокая) и осадков(средне) и почва(чернозём)</w:t>
+      </w:r>
+    </w:p>
+    <w:p>
+      <w:pPr>
+        <w:pStyle w:val="af"/>
+      </w:pPr>
+      <w:r>
+        <w:t xml:space="preserve">            то расти(кукуруза).</w:t>
+      </w:r>
+    </w:p>
+    <w:p>
+      <w:pPr>
+        <w:pStyle w:val="af"/>
+      </w:pPr>
+    </w:p>
+    <w:p>
+      <w:pPr>
+        <w:pStyle w:val="af"/>
+      </w:pPr>
+      <w:r>
+        <w:t>правило2 :: если температура(высокая) и осадков(много) и почва(чернозём) и заморозков(нет)</w:t>
+      </w:r>
+      <w:r>
+        <w:t xml:space="preserve"> </w:t>
+      </w:r>
+      <w:r>
+        <w:t>то расти(соя).</w:t>
+      </w:r>
+    </w:p>
+    <w:p>
+      <w:pPr>
+        <w:pStyle w:val="af"/>
+      </w:pPr>
+    </w:p>
+    <w:p>
+      <w:pPr>
+        <w:pStyle w:val="af"/>
+      </w:pPr>
+      <w:r>
+        <w:t>правило3 :: если температура(высокая) и осадков(много) и почва(глинистая) и заморозков(нет)</w:t>
+      </w:r>
+      <w:r>
+        <w:t xml:space="preserve"> </w:t>
+      </w:r>
+      <w:r>
+        <w:t>то расти(рис).</w:t>
+      </w:r>
+    </w:p>
+    <w:p>
+      <w:pPr>
+        <w:pStyle w:val="af"/>
+      </w:pPr>
+    </w:p>
+    <w:p>
+      <w:pPr>
+        <w:pStyle w:val="af"/>
+      </w:pPr>
+      <w:r>
+        <w:t>правило4 :: если температура(высокая) и осадков(мало) и почва(чернозём)</w:t>
+      </w:r>
+    </w:p>
+    <w:p>
+      <w:pPr>
+        <w:pStyle w:val="af"/>
+      </w:pPr>
+      <w:r>
+        <w:t xml:space="preserve">            то расти(подсолнечник).</w:t>
+      </w:r>
+    </w:p>
+    <w:p>
+      <w:pPr>
+        <w:pStyle w:val="af"/>
+      </w:pPr>
+    </w:p>
+    <w:p>
+      <w:pPr>
+        <w:pStyle w:val="af"/>
+      </w:pPr>
+      <w:r>
+        <w:t>правило5 :: если температура(высокая) и осадков(мало) и почва(песчаная) и заморозков(нет)</w:t>
+      </w:r>
+      <w:r>
+        <w:t xml:space="preserve"> </w:t>
+      </w:r>
+      <w:r>
+        <w:t>то расти(виноград).</w:t>
+      </w:r>
+    </w:p>
+    <w:p>
+      <w:pPr>
+        <w:pStyle w:val="af"/>
+      </w:pPr>
+    </w:p>
+    <w:p>
+      <w:pPr>
+        <w:pStyle w:val="af"/>
+      </w:pPr>
+      <w:r>
+        <w:t>правило6 :: если температура(средняя) и осадков(много) и почва(глинистая)</w:t>
+      </w:r>
+    </w:p>
+    <w:p>
+      <w:pPr>
+        <w:pStyle w:val="af"/>
+      </w:pPr>
+      <w:r>
+        <w:t xml:space="preserve">            то расти(овёс).</w:t>
+      </w:r>
+    </w:p>
+    <w:p>
+      <w:pPr>
+        <w:pStyle w:val="af"/>
+      </w:pPr>
+    </w:p>
+    <w:p>
+      <w:pPr>
+        <w:pStyle w:val="af"/>
+      </w:pPr>
+      <w:r>
+        <w:t>правило7 :: если температура(средняя) и осадков(средне) и почва(чернозём)</w:t>
+      </w:r>
+    </w:p>
+    <w:p>
+      <w:pPr>
+        <w:pStyle w:val="af"/>
+      </w:pPr>
+      <w:r>
+        <w:t xml:space="preserve">            то расти(пшеница).</w:t>
+      </w:r>
+    </w:p>
+    <w:p>
+      <w:pPr>
+        <w:pStyle w:val="af"/>
+      </w:pPr>
+    </w:p>
+    <w:p>
+      <w:pPr>
+        <w:pStyle w:val="af"/>
+      </w:pPr>
+      <w:r>
+        <w:t>правило8 :: если температура(средняя) и осадков(средне) и почва(песчаная)</w:t>
+      </w:r>
+    </w:p>
+    <w:p>
+      <w:pPr>
+        <w:pStyle w:val="af"/>
+      </w:pPr>
+      <w:r>
+        <w:t xml:space="preserve">            то расти(лён).</w:t>
+      </w:r>
+    </w:p>
+    <w:p>
+      <w:pPr>
+        <w:pStyle w:val="af"/>
+      </w:pPr>
+    </w:p>
+    <w:p>
+      <w:pPr>
+        <w:pStyle w:val="af"/>
+      </w:pPr>
+      <w:r>
+        <w:t>правило9 :: если температура(средняя) и осадков(средне) и почва(глинистая)</w:t>
+      </w:r>
+    </w:p>
+    <w:p>
+      <w:pPr>
+        <w:pStyle w:val="af"/>
+      </w:pPr>
+      <w:r>
+        <w:t xml:space="preserve">            то расти(кофе).</w:t>
+      </w:r>
+    </w:p>
+    <w:p>
+      <w:pPr>
+        <w:pStyle w:val="af"/>
+      </w:pPr>
+    </w:p>
+    <w:p>
+      <w:pPr>
+        <w:pStyle w:val="af"/>
+      </w:pPr>
+      <w:r>
+        <w:t>правило10 :: если температура(средняя) и осадков(мало) и почва(песчаная)</w:t>
+      </w:r>
+    </w:p>
+    <w:p>
+      <w:pPr>
+        <w:pStyle w:val="af"/>
+      </w:pPr>
+      <w:r>
+        <w:t xml:space="preserve">            то расти(картофель).</w:t>
+      </w:r>
+    </w:p>
+    <w:p/>
+    <w:p>
+      <w:r>
+        <w:t>Экспертный агент ищет подходящее решение методом обратного вывода, поочерёдно перебирая гипотезы и пытаясь найти правила их доказывающие (листинг 3.2).</w:t>
+      </w:r>
+    </w:p>
+    <w:p/>
+    <w:p>
+      <w:r>
+        <w:t>Листинг 3.2 – Машина вывода для ЭС продукционного типа</w:t>
+      </w:r>
+    </w:p>
+    <w:p>
+      <w:pPr>
+        <w:pStyle w:val="af"/>
+      </w:pPr>
+      <w:r>
+        <w:t>% Интерпретатор (машина вывода) для ЭС продукционного типа</w:t>
+      </w:r>
+    </w:p>
+    <w:p>
+      <w:pPr>
+        <w:pStyle w:val="af"/>
+      </w:pPr>
+      <w:r>
+        <w:lastRenderedPageBreak/>
+        <w:t>% Метод вывода: обратный вывод</w:t>
+      </w:r>
+    </w:p>
+    <w:p>
+      <w:pPr>
+        <w:pStyle w:val="af"/>
+      </w:pPr>
+    </w:p>
+    <w:p>
+      <w:pPr>
+        <w:pStyle w:val="af"/>
+      </w:pPr>
+      <w:r>
+        <w:t>:- dynamic сообщено/2.</w:t>
+      </w:r>
+    </w:p>
+    <w:p>
+      <w:pPr>
+        <w:pStyle w:val="af"/>
+      </w:pPr>
+    </w:p>
+    <w:p>
+      <w:pPr>
+        <w:pStyle w:val="af"/>
+      </w:pPr>
+      <w:r>
+        <w:t>% объявление операторов</w:t>
+      </w:r>
+    </w:p>
+    <w:p>
+      <w:pPr>
+        <w:pStyle w:val="af"/>
+      </w:pPr>
+      <w:r>
+        <w:t>определить_операторы :-</w:t>
+      </w:r>
+    </w:p>
+    <w:p>
+      <w:pPr>
+        <w:pStyle w:val="af"/>
+      </w:pPr>
+      <w:r>
+        <w:t>        op(920, xfy, и),</w:t>
+      </w:r>
+    </w:p>
+    <w:p>
+      <w:pPr>
+        <w:pStyle w:val="af"/>
+      </w:pPr>
+      <w:r>
+        <w:t>        op(950, xfx, то),</w:t>
+      </w:r>
+    </w:p>
+    <w:p>
+      <w:pPr>
+        <w:pStyle w:val="af"/>
+      </w:pPr>
+      <w:r>
+        <w:t>        op(960, fx, если),</w:t>
+      </w:r>
+    </w:p>
+    <w:p>
+      <w:pPr>
+        <w:pStyle w:val="af"/>
+      </w:pPr>
+      <w:r>
+        <w:t>        op(970, xfx, '::').</w:t>
+      </w:r>
+    </w:p>
+    <w:p>
+      <w:pPr>
+        <w:pStyle w:val="af"/>
+      </w:pPr>
+      <w:r>
+        <w:t>:-определить_операторы.</w:t>
+      </w:r>
+    </w:p>
+    <w:p>
+      <w:pPr>
+        <w:pStyle w:val="af"/>
+      </w:pPr>
+    </w:p>
+    <w:p>
+      <w:pPr>
+        <w:pStyle w:val="af"/>
+      </w:pPr>
+      <w:r>
+        <w:t>% -------------------------- ОБРАТНЫЙ ВЫВОД -------------------------------</w:t>
+      </w:r>
+    </w:p>
+    <w:p>
+      <w:pPr>
+        <w:pStyle w:val="af"/>
+      </w:pPr>
+      <w:r>
+        <w:t>/* Предикат найти(H, Стек, Д):</w:t>
+      </w:r>
+    </w:p>
+    <w:p>
+      <w:pPr>
+        <w:pStyle w:val="af"/>
+      </w:pPr>
+      <w:r>
+        <w:t>        H - проверяемая гипотеза (цель),</w:t>
+      </w:r>
+    </w:p>
+    <w:p>
+      <w:pPr>
+        <w:pStyle w:val="af"/>
+      </w:pPr>
+      <w:r>
+        <w:t>        Стек - стек из имён доказываемых гипотез и правил</w:t>
+      </w:r>
+    </w:p>
+    <w:p>
+      <w:pPr>
+        <w:pStyle w:val="af"/>
+      </w:pPr>
+      <w:r>
+        <w:t>        Д - дерево вывода целевого утверждения.</w:t>
+      </w:r>
+    </w:p>
+    <w:p>
+      <w:pPr>
+        <w:pStyle w:val="af"/>
+      </w:pPr>
+      <w:r>
+        <w:t>   Предикат получает на вход Н и Стек=[H] и в процессе обратного вывода строит дерево вывода Д. */</w:t>
+      </w:r>
+    </w:p>
+    <w:p>
+      <w:pPr>
+        <w:pStyle w:val="af"/>
+      </w:pPr>
+      <w:r>
+        <w:t>% --------------------------------------------------------------------------</w:t>
+      </w:r>
+    </w:p>
+    <w:p>
+      <w:pPr>
+        <w:pStyle w:val="af"/>
+      </w:pPr>
+    </w:p>
+    <w:p>
+      <w:pPr>
+        <w:pStyle w:val="af"/>
+      </w:pPr>
+      <w:r>
+        <w:t>% случай 1: цель Н уже подтверждена пользователем</w:t>
+      </w:r>
+    </w:p>
+    <w:p>
+      <w:pPr>
+        <w:pStyle w:val="af"/>
+      </w:pPr>
+      <w:r>
+        <w:t>найти(H, _, сообщено(H)) :- сообщено(H, да).</w:t>
+      </w:r>
+    </w:p>
+    <w:p>
+      <w:pPr>
+        <w:pStyle w:val="af"/>
+      </w:pPr>
+      <w:r>
+        <w:t xml:space="preserve">найти(H, Стек, сообщено(H)) :- запрашиваемая(H), not(сообщено(H, _)), </w:t>
+      </w:r>
+    </w:p>
+    <w:p>
+      <w:pPr>
+        <w:pStyle w:val="af"/>
+      </w:pPr>
+      <w:r>
+        <w:t>                                спроси(H, Стек).</w:t>
+      </w:r>
+    </w:p>
+    <w:p>
+      <w:pPr>
+        <w:pStyle w:val="af"/>
+      </w:pPr>
+    </w:p>
+    <w:p>
+      <w:pPr>
+        <w:pStyle w:val="af"/>
+      </w:pPr>
+      <w:r>
+        <w:t>% случай 2: цель Н подтверждается фактом, уже известным системе</w:t>
+      </w:r>
+    </w:p>
+    <w:p>
+      <w:pPr>
+        <w:pStyle w:val="af"/>
+      </w:pPr>
+      <w:r>
+        <w:t>найти(H, _, Факт :: H) :- Факт :: H.</w:t>
+      </w:r>
+    </w:p>
+    <w:p>
+      <w:pPr>
+        <w:pStyle w:val="af"/>
+      </w:pPr>
+    </w:p>
+    <w:p>
+      <w:pPr>
+        <w:pStyle w:val="af"/>
+      </w:pPr>
+      <w:r>
+        <w:t>% случай 3: цель Н соответствует следствию одного из правил</w:t>
+      </w:r>
+    </w:p>
+    <w:p>
+      <w:pPr>
+        <w:pStyle w:val="af"/>
+      </w:pPr>
+      <w:r>
+        <w:t xml:space="preserve">найти(H, Стек, Правило :: если Д1 то H) :- </w:t>
+      </w:r>
+    </w:p>
+    <w:p>
+      <w:pPr>
+        <w:pStyle w:val="af"/>
+      </w:pPr>
+      <w:r>
+        <w:t>                Правило :: если H1 то H,</w:t>
+      </w:r>
+    </w:p>
+    <w:p>
+      <w:pPr>
+        <w:pStyle w:val="af"/>
+      </w:pPr>
+      <w:r>
+        <w:t>                найти(H1, [Правило | Стек], Д1).</w:t>
+      </w:r>
+    </w:p>
+    <w:p>
+      <w:pPr>
+        <w:pStyle w:val="af"/>
+      </w:pPr>
+    </w:p>
+    <w:p>
+      <w:pPr>
+        <w:pStyle w:val="af"/>
+      </w:pPr>
+      <w:r>
+        <w:t>% случай 4: доказывается конъюнкция гипотез H = H1 и Н2</w:t>
+      </w:r>
+    </w:p>
+    <w:p>
+      <w:pPr>
+        <w:pStyle w:val="af"/>
+      </w:pPr>
+      <w:r>
+        <w:t>найти(H1 и H2, Стек, Д1 и Д2) :-</w:t>
+      </w:r>
+    </w:p>
+    <w:p>
+      <w:pPr>
+        <w:pStyle w:val="af"/>
+      </w:pPr>
+      <w:r>
+        <w:t>                найти(H1, Стек, Д1), найти(H2, Стек, Д2).</w:t>
+      </w:r>
+    </w:p>
+    <w:p>
+      <w:pPr>
+        <w:pStyle w:val="af"/>
+      </w:pPr>
+    </w:p>
+    <w:p>
+      <w:pPr>
+        <w:pStyle w:val="af"/>
+      </w:pPr>
+      <w:r>
+        <w:t>% -------------- ОБУЧЕНИЕ ЭКСПЕРТА НА ВОПРОСАХ ПОЛЮЗОВАТЕЛЮ ---------------</w:t>
+      </w:r>
+    </w:p>
+    <w:p>
+      <w:pPr>
+        <w:pStyle w:val="af"/>
+      </w:pPr>
+      <w:r>
+        <w:t>% проверка: является ли гипотеза "признаком" (можно ли её спросить)</w:t>
+      </w:r>
+    </w:p>
+    <w:p>
+      <w:pPr>
+        <w:pStyle w:val="af"/>
+      </w:pPr>
+      <w:r>
+        <w:t>запрашиваемая(H) :- _ :: признак(H).</w:t>
+      </w:r>
+    </w:p>
+    <w:p>
+      <w:pPr>
+        <w:pStyle w:val="af"/>
+      </w:pPr>
+    </w:p>
+    <w:p>
+      <w:pPr>
+        <w:pStyle w:val="af"/>
+      </w:pPr>
+      <w:r>
+        <w:t>% вывод вопроса и ввод ответа</w:t>
+      </w:r>
+    </w:p>
+    <w:p>
+      <w:pPr>
+        <w:pStyle w:val="af"/>
+        <w:rPr>
+          <w:lang w:val="en-US"/>
+        </w:rPr>
+      </w:pPr>
+      <w:r>
+        <w:t>спроси</w:t>
+      </w:r>
+      <w:r>
+        <w:rPr>
+          <w:lang w:val="en-US"/>
+        </w:rPr>
+        <w:t xml:space="preserve">(H, </w:t>
+      </w:r>
+      <w:r>
+        <w:t>Стек</w:t>
+      </w:r>
+      <w:r>
+        <w:rPr>
+          <w:lang w:val="en-US"/>
+        </w:rPr>
+        <w:t>) :- write(H), write('?'), nl,</w:t>
+      </w:r>
+    </w:p>
+    <w:p>
+      <w:pPr>
+        <w:pStyle w:val="af"/>
+      </w:pPr>
+      <w:r>
+        <w:rPr>
+          <w:lang w:val="en-US"/>
+        </w:rPr>
+        <w:t>                   </w:t>
+      </w:r>
+      <w:r>
+        <w:t>read(O), ответ(H, O, Стек).</w:t>
+      </w:r>
+    </w:p>
+    <w:p>
+      <w:pPr>
+        <w:pStyle w:val="af"/>
+      </w:pPr>
+    </w:p>
+    <w:p>
+      <w:pPr>
+        <w:pStyle w:val="af"/>
+      </w:pPr>
+      <w:r>
+        <w:t>% -------------- ОБРАБОТКА ОТВЕТОВ "ДА / НЕТ" --------------</w:t>
+      </w:r>
+    </w:p>
+    <w:p>
+      <w:pPr>
+        <w:pStyle w:val="af"/>
+      </w:pPr>
+      <w:r>
+        <w:t>ответ(H, да, _) :- assert(сообщено(H, да)), !.</w:t>
+      </w:r>
+    </w:p>
+    <w:p>
+      <w:pPr>
+        <w:pStyle w:val="af"/>
+      </w:pPr>
+      <w:r>
+        <w:t>ответ(H, нет, _) :- assert(сообщено(H, нет)), !, fail.</w:t>
+      </w:r>
+    </w:p>
+    <w:p>
+      <w:pPr>
+        <w:pStyle w:val="af"/>
+      </w:pPr>
+    </w:p>
+    <w:p>
+      <w:pPr>
+        <w:pStyle w:val="af"/>
+      </w:pPr>
+      <w:r>
+        <w:t>% -------------- ОБРАБОТКА ОТВЕТОВ "ПОЧЕМУ" --------------</w:t>
+      </w:r>
+    </w:p>
+    <w:p>
+      <w:pPr>
+        <w:pStyle w:val="af"/>
+      </w:pPr>
+      <w:r>
+        <w:t>% случай 1: стек целей пустой</w:t>
+      </w:r>
+    </w:p>
+    <w:p>
+      <w:pPr>
+        <w:pStyle w:val="af"/>
+      </w:pPr>
+      <w:r>
+        <w:t>/*ответ(H, почему, []) :- !, write(' Вы задаете слишком много вопросов'), nl,</w:t>
+      </w:r>
+    </w:p>
+    <w:p>
+      <w:pPr>
+        <w:pStyle w:val="af"/>
+      </w:pPr>
+      <w:r>
+        <w:t>                        спроси(H, []).*/</w:t>
+      </w:r>
+    </w:p>
+    <w:p>
+      <w:pPr>
+        <w:pStyle w:val="af"/>
+      </w:pPr>
+    </w:p>
+    <w:p>
+      <w:pPr>
+        <w:pStyle w:val="af"/>
+      </w:pPr>
+      <w:r>
+        <w:t>% случай 2: в стеке лишь одна цель (доказываемая гипотеза)</w:t>
+      </w:r>
+    </w:p>
+    <w:p>
+      <w:pPr>
+        <w:pStyle w:val="af"/>
+      </w:pPr>
+      <w:r>
+        <w:t>ответ(H, почему, [H1]) :- !, write('моя гипотеза: '),</w:t>
+      </w:r>
+    </w:p>
+    <w:p>
+      <w:pPr>
+        <w:pStyle w:val="af"/>
+        <w:rPr>
+          <w:lang w:val="en-US"/>
+        </w:rPr>
+      </w:pPr>
+      <w:r>
+        <w:t xml:space="preserve">                      </w:t>
+      </w:r>
+      <w:r>
+        <w:rPr>
+          <w:lang w:val="en-US"/>
+        </w:rPr>
+        <w:t xml:space="preserve">write(H1), nl, </w:t>
+      </w:r>
+      <w:r>
+        <w:t>спроси</w:t>
+      </w:r>
+      <w:r>
+        <w:rPr>
+          <w:lang w:val="en-US"/>
+        </w:rPr>
+        <w:t>(H, []).</w:t>
+      </w:r>
+    </w:p>
+    <w:p>
+      <w:pPr>
+        <w:pStyle w:val="af"/>
+        <w:rPr>
+          <w:lang w:val="en-US"/>
+        </w:rPr>
+      </w:pPr>
+    </w:p>
+    <w:p>
+      <w:pPr>
+        <w:pStyle w:val="af"/>
+      </w:pPr>
+      <w:r>
+        <w:t>% случай 3: в стеке несколько элементов (выводим текущую подцель и номер правила)</w:t>
+      </w:r>
+    </w:p>
+    <w:p>
+      <w:pPr>
+        <w:pStyle w:val="af"/>
+      </w:pPr>
+      <w:r>
+        <w:t>ответ(H, почему, [Правило | Стек]) :- !,</w:t>
+      </w:r>
+    </w:p>
+    <w:p>
+      <w:pPr>
+        <w:pStyle w:val="af"/>
+      </w:pPr>
+      <w:r>
+        <w:t>                Правило :: если _ то H2,</w:t>
+      </w:r>
+    </w:p>
+    <w:p>
+      <w:pPr>
+        <w:pStyle w:val="af"/>
+      </w:pPr>
+      <w:r>
+        <w:t>                write('Пытаюсь доказать '), write(H2),</w:t>
+      </w:r>
+    </w:p>
+    <w:p>
+      <w:pPr>
+        <w:pStyle w:val="af"/>
+      </w:pPr>
+      <w:r>
+        <w:lastRenderedPageBreak/>
+        <w:t>                write(' с помощью правила: '), write(Правило), nl,</w:t>
+      </w:r>
+    </w:p>
+    <w:p>
+      <w:pPr>
+        <w:pStyle w:val="af"/>
+      </w:pPr>
+      <w:r>
+        <w:t>                спроси(H, Стек).</w:t>
+      </w:r>
+    </w:p>
+    <w:p>
+      <w:pPr>
+        <w:pStyle w:val="af"/>
+      </w:pPr>
+    </w:p>
+    <w:p>
+      <w:pPr>
+        <w:pStyle w:val="af"/>
+      </w:pPr>
+      <w:r>
+        <w:t>% -------------- ОБРАБОТКА НЕДЕЙСТВИТЕЛЬНОГО ОТВЕТА --------------</w:t>
+      </w:r>
+    </w:p>
+    <w:p>
+      <w:pPr>
+        <w:pStyle w:val="af"/>
+      </w:pPr>
+      <w:r>
+        <w:t>ответ(H, _, Стек) :- write('Ответ недействителен'), nl,</w:t>
+      </w:r>
+    </w:p>
+    <w:p>
+      <w:pPr>
+        <w:pStyle w:val="af"/>
+      </w:pPr>
+      <w:r>
+        <w:t>                     write('Возможные ответы: да, нет, почему'), nl,</w:t>
+      </w:r>
+    </w:p>
+    <w:p>
+      <w:pPr>
+        <w:pStyle w:val="af"/>
+      </w:pPr>
+      <w:r>
+        <w:t>                     спроси(H, Стек).</w:t>
+      </w:r>
+    </w:p>
+    <w:p>
+      <w:pPr>
+        <w:pStyle w:val="af"/>
+      </w:pPr>
+    </w:p>
+    <w:p>
+      <w:pPr>
+        <w:pStyle w:val="af"/>
+      </w:pPr>
+      <w:r>
+        <w:t>% ------------------ ПОДСИСТЕМА ОБЪЯСНЕНИЯ  --------------------------</w:t>
+      </w:r>
+    </w:p>
+    <w:p>
+      <w:pPr>
+        <w:pStyle w:val="af"/>
+      </w:pPr>
+      <w:r>
+        <w:t>% поиск целевого утверждения Н в дереве</w:t>
+      </w:r>
+    </w:p>
+    <w:p>
+      <w:pPr>
+        <w:pStyle w:val="af"/>
+      </w:pPr>
+      <w:r>
+        <w:t>как(H, Дерево) :- как1(H, Дерево), !.</w:t>
+      </w:r>
+    </w:p>
+    <w:p>
+      <w:pPr>
+        <w:pStyle w:val="af"/>
+      </w:pPr>
+    </w:p>
+    <w:p>
+      <w:pPr>
+        <w:pStyle w:val="af"/>
+      </w:pPr>
+      <w:r>
+        <w:t>% сообщение, если решения Н нет в дереве решений</w:t>
+      </w:r>
+    </w:p>
+    <w:p>
+      <w:pPr>
+        <w:pStyle w:val="af"/>
+      </w:pPr>
+      <w:r>
+        <w:t>как(H, _) :- write(H), write(' не доказано'), nl.</w:t>
+      </w:r>
+    </w:p>
+    <w:p>
+      <w:pPr>
+        <w:pStyle w:val="af"/>
+      </w:pPr>
+    </w:p>
+    <w:p>
+      <w:pPr>
+        <w:pStyle w:val="af"/>
+      </w:pPr>
+      <w:r>
+        <w:t>% случай 1: если Н сообщено пользователем</w:t>
+      </w:r>
+    </w:p>
+    <w:p>
+      <w:pPr>
+        <w:pStyle w:val="af"/>
+      </w:pPr>
+      <w:r>
+        <w:t>как1(H, _) :- сообщено(H, _), !,</w:t>
+      </w:r>
+    </w:p>
+    <w:p>
+      <w:pPr>
+        <w:pStyle w:val="af"/>
+      </w:pPr>
+      <w:r>
+        <w:t>                write(H), write(' было указано пользователем'), nl.</w:t>
+      </w:r>
+    </w:p>
+    <w:p>
+      <w:pPr>
+        <w:pStyle w:val="af"/>
+      </w:pPr>
+    </w:p>
+    <w:p>
+      <w:pPr>
+        <w:pStyle w:val="af"/>
+      </w:pPr>
+      <w:r>
+        <w:t>% случай 2: если H подтверждается не правилами, а фактом</w:t>
+      </w:r>
+    </w:p>
+    <w:p>
+      <w:pPr>
+        <w:pStyle w:val="af"/>
+      </w:pPr>
+      <w:r>
+        <w:t>как1(H, Факт :: H) :- !,</w:t>
+      </w:r>
+    </w:p>
+    <w:p>
+      <w:pPr>
+        <w:pStyle w:val="af"/>
+      </w:pPr>
+      <w:r>
+        <w:t>        write(H), write(' является фактом '), write(Факт), nl.</w:t>
+      </w:r>
+    </w:p>
+    <w:p>
+      <w:pPr>
+        <w:pStyle w:val="af"/>
+      </w:pPr>
+    </w:p>
+    <w:p>
+      <w:pPr>
+        <w:pStyle w:val="af"/>
+      </w:pPr>
+      <w:r>
+        <w:t>% случай 3: если решение H было выведено через дерево правил</w:t>
+      </w:r>
+    </w:p>
+    <w:p>
+      <w:pPr>
+        <w:pStyle w:val="af"/>
+      </w:pPr>
+      <w:r>
+        <w:t>как1(H, Правило :: если _ то H) :- !,</w:t>
+      </w:r>
+    </w:p>
+    <w:p>
+      <w:pPr>
+        <w:pStyle w:val="af"/>
+      </w:pPr>
+      <w:r>
+        <w:t>        write(H), write(' было доказано с помощью '), nl,</w:t>
+      </w:r>
+    </w:p>
+    <w:p>
+      <w:pPr>
+        <w:pStyle w:val="af"/>
+      </w:pPr>
+      <w:r>
+        <w:t>        Правило :: если H1 то H,</w:t>
+      </w:r>
+    </w:p>
+    <w:p>
+      <w:pPr>
+        <w:pStyle w:val="af"/>
+      </w:pPr>
+      <w:r>
+        <w:t>        отобрази_правило(Правило :: если H1 то H).</w:t>
+      </w:r>
+    </w:p>
+    <w:p>
+      <w:pPr>
+        <w:pStyle w:val="af"/>
+      </w:pPr>
+    </w:p>
+    <w:p>
+      <w:pPr>
+        <w:pStyle w:val="af"/>
+      </w:pPr>
+      <w:r>
+        <w:t>/*% случай 4: H это правило, выведенное из другого правила</w:t>
+      </w:r>
+    </w:p>
+    <w:p>
+      <w:pPr>
+        <w:pStyle w:val="af"/>
+      </w:pPr>
+      <w:r>
+        <w:t>как1(H, Правило :: если Дерево то _) :- как(H, Дерево).</w:t>
+      </w:r>
+    </w:p>
+    <w:p>
+      <w:pPr>
+        <w:pStyle w:val="af"/>
+      </w:pPr>
+    </w:p>
+    <w:p>
+      <w:pPr>
+        <w:pStyle w:val="af"/>
+      </w:pPr>
+      <w:r>
+        <w:t>% случай 5: если предпосылки образуют конъюнкцию</w:t>
+      </w:r>
+    </w:p>
+    <w:p>
+      <w:pPr>
+        <w:pStyle w:val="af"/>
+      </w:pPr>
+      <w:r>
+        <w:t xml:space="preserve">как1(H, Правило :: если Дерево1 и Дерево2 то _) :- </w:t>
+      </w:r>
+    </w:p>
+    <w:p>
+      <w:pPr>
+        <w:pStyle w:val="af"/>
+      </w:pPr>
+      <w:r>
+        <w:t>                как(H, Дерево1), как(H, Дерево2).*/</w:t>
+      </w:r>
+    </w:p>
+    <w:p>
+      <w:pPr>
+        <w:pStyle w:val="af"/>
+      </w:pPr>
+    </w:p>
+    <w:p>
+      <w:pPr>
+        <w:pStyle w:val="af"/>
+      </w:pPr>
+      <w:r>
+        <w:t>% вывод правила на экран</w:t>
+      </w:r>
+    </w:p>
+    <w:p>
+      <w:pPr>
+        <w:pStyle w:val="af"/>
+      </w:pPr>
+      <w:r>
+        <w:t>отобрази_правило(Правило :: если H1 то H) :-</w:t>
+      </w:r>
+    </w:p>
+    <w:p>
+      <w:pPr>
+        <w:pStyle w:val="af"/>
+        <w:rPr>
+          <w:lang w:val="en-US"/>
+        </w:rPr>
+      </w:pPr>
+      <w:r>
+        <w:t xml:space="preserve">        </w:t>
+      </w:r>
+      <w:r>
+        <w:rPr>
+          <w:lang w:val="en-US"/>
+        </w:rPr>
+        <w:t>write(</w:t>
+      </w:r>
+      <w:r>
+        <w:t>Правило</w:t>
+      </w:r>
+      <w:r>
+        <w:rPr>
+          <w:lang w:val="en-US"/>
+        </w:rPr>
+        <w:t>), write(':'), nl,</w:t>
+      </w:r>
+    </w:p>
+    <w:p>
+      <w:pPr>
+        <w:pStyle w:val="af"/>
+        <w:rPr>
+          <w:lang w:val="en-US"/>
+        </w:rPr>
+      </w:pPr>
+      <w:r>
+        <w:rPr>
+          <w:lang w:val="en-US"/>
+        </w:rPr>
+        <w:t>        write('</w:t>
+      </w:r>
+      <w:r>
+        <w:t>если</w:t>
+      </w:r>
+      <w:r>
+        <w:rPr>
+          <w:lang w:val="en-US"/>
+        </w:rPr>
+        <w:t xml:space="preserve"> '), write(H1), nl,</w:t>
+      </w:r>
+    </w:p>
+    <w:p>
+      <w:pPr>
+        <w:pStyle w:val="af"/>
+        <w:rPr>
+          <w:lang w:val="en-US"/>
+        </w:rPr>
+      </w:pPr>
+      <w:r>
+        <w:rPr>
+          <w:lang w:val="en-US"/>
+        </w:rPr>
+        <w:t>        write('</w:t>
+      </w:r>
+      <w:r>
+        <w:t>то</w:t>
+      </w:r>
+      <w:r>
+        <w:rPr>
+          <w:lang w:val="en-US"/>
+        </w:rPr>
+        <w:t xml:space="preserve"> '), write(H), nl.</w:t>
+      </w:r>
+    </w:p>
+    <w:p>
+      <w:pPr>
+        <w:pStyle w:val="af"/>
+        <w:rPr>
+          <w:lang w:val="en-US"/>
+        </w:rPr>
+      </w:pPr>
+    </w:p>
+    <w:p>
+      <w:pPr>
+        <w:pStyle w:val="af"/>
+      </w:pPr>
+      <w:r>
+        <w:t>% ---------</w:t>
+      </w:r>
+      <w:r>
+        <w:t>--</w:t>
+      </w:r>
+      <w:r>
+        <w:t>----- ВЫЗОВ ИНТЕРПРЕТАТОРА ----------------------------------</w:t>
+      </w:r>
+    </w:p>
+    <w:p>
+      <w:pPr>
+        <w:pStyle w:val="af"/>
+      </w:pPr>
+      <w:r>
+        <w:t>инициализация :- retractall(сообщено(_, _)).</w:t>
+      </w:r>
+    </w:p>
+    <w:p>
+      <w:pPr>
+        <w:pStyle w:val="af"/>
+      </w:pPr>
+    </w:p>
+    <w:p>
+      <w:pPr>
+        <w:pStyle w:val="af"/>
+      </w:pPr>
+      <w:r>
+        <w:t>% ЗАПУСК ПРОГРАММЫ</w:t>
+      </w:r>
+    </w:p>
+    <w:p>
+      <w:pPr>
+        <w:pStyle w:val="af"/>
+      </w:pPr>
+      <w:r>
+        <w:t>start :-</w:t>
+      </w:r>
+    </w:p>
+    <w:p>
+      <w:pPr>
+        <w:pStyle w:val="af"/>
+      </w:pPr>
+      <w:r>
+        <w:t>        /* Загрузка базы знаний из файла */</w:t>
+      </w:r>
+    </w:p>
+    <w:p>
+      <w:pPr>
+        <w:pStyle w:val="af"/>
+      </w:pPr>
+      <w:r>
+        <w:t>        reconsult('C:/Users/kosta/Documents/Учёба/8 семестр/МиСИИ/ЛР Prolog 3/Экспертная система/nb.pl'),</w:t>
+      </w:r>
+    </w:p>
+    <w:p>
+      <w:pPr>
+        <w:pStyle w:val="af"/>
+      </w:pPr>
+      <w:r>
+        <w:t xml:space="preserve">        info,                     </w:t>
+      </w:r>
+    </w:p>
+    <w:p>
+      <w:pPr>
+        <w:pStyle w:val="af"/>
+      </w:pPr>
+      <w:r>
+        <w:t>        go_exp_sys.</w:t>
+      </w:r>
+    </w:p>
+    <w:p>
+      <w:pPr>
+        <w:pStyle w:val="af"/>
+      </w:pPr>
+    </w:p>
+    <w:p>
+      <w:pPr>
+        <w:pStyle w:val="af"/>
+      </w:pPr>
+      <w:r>
+        <w:t>% цикл перебора гипотез в поисках решения</w:t>
+      </w:r>
+    </w:p>
+    <w:p>
+      <w:pPr>
+        <w:pStyle w:val="af"/>
+      </w:pPr>
+      <w:r>
+        <w:t>go_exp_sys :-   инициализация,</w:t>
+      </w:r>
+    </w:p>
+    <w:p>
+      <w:pPr>
+        <w:pStyle w:val="af"/>
+      </w:pPr>
+      <w:r>
+        <w:t>                _ :: гипотеза(H),</w:t>
+      </w:r>
+    </w:p>
+    <w:p>
+      <w:pPr>
+        <w:pStyle w:val="af"/>
+      </w:pPr>
+      <w:r>
+        <w:t>                найти(H, [H], Дерево),</w:t>
+      </w:r>
+    </w:p>
+    <w:p>
+      <w:pPr>
+        <w:pStyle w:val="af"/>
+      </w:pPr>
+      <w:r>
+        <w:t>                write('Решение: '), write(H), nl,</w:t>
+      </w:r>
+    </w:p>
+    <w:p>
+      <w:pPr>
+        <w:pStyle w:val="af"/>
+      </w:pPr>
+      <w:r>
+        <w:t>                объясни(Дерево),</w:t>
+      </w:r>
+    </w:p>
+    <w:p>
+      <w:pPr>
+        <w:pStyle w:val="af"/>
+      </w:pPr>
+      <w:r>
+        <w:t>                возврат.</w:t>
+      </w:r>
+    </w:p>
+    <w:p>
+      <w:pPr>
+        <w:pStyle w:val="af"/>
+      </w:pPr>
+    </w:p>
+    <w:p>
+      <w:pPr>
+        <w:pStyle w:val="af"/>
+      </w:pPr>
+      <w:r>
+        <w:t>% объяснение вывода утверждения</w:t>
+      </w:r>
+    </w:p>
+    <w:p>
+      <w:pPr>
+        <w:pStyle w:val="af"/>
+      </w:pPr>
+      <w:r>
+        <w:t>объясни(Дерево) :- write( 'объяснить ? [цель/нет]:'), nl, read(H),</w:t>
+      </w:r>
+    </w:p>
+    <w:p>
+      <w:pPr>
+        <w:pStyle w:val="af"/>
+      </w:pPr>
+      <w:r>
+        <w:t>                   (H \= нет, !, как(H, Дерево), объясни(Дерево)) ; !.</w:t>
+      </w:r>
+    </w:p>
+    <w:p>
+      <w:pPr>
+        <w:pStyle w:val="af"/>
+      </w:pPr>
+    </w:p>
+    <w:p>
+      <w:pPr>
+        <w:pStyle w:val="af"/>
+      </w:pPr>
+      <w:r>
+        <w:lastRenderedPageBreak/>
+        <w:t>% поиск следующих решений</w:t>
+      </w:r>
+    </w:p>
+    <w:p>
+      <w:pPr>
+        <w:pStyle w:val="af"/>
+      </w:pPr>
+      <w:r>
+        <w:t>возврат :- nl, write('Искать ещё решение [да/нет]?: '), nl, read(нет).</w:t>
+      </w:r>
+    </w:p>
+    <w:p/>
+    <w:p>
+      <w:r>
+        <w:t>Взаимодействие с системой происходит через диалог с пользователем, где система задаёт вопросы, а пользователь отвечает «да», «нет» или «почему» для получения объяснения.</w:t>
+      </w:r>
+    </w:p>
+    <w:p>
+      <w:r>
+        <w:t>Первым делом было проверено, что интерпретатор способен на основе имеющихся гипотез задавать пользователю вопросы о параметрах задачи и на их основе вычислять искомое решение (рисунок 3.1).</w:t>
+      </w:r>
+    </w:p>
+    <w:p/>
+    <w:p>
+      <w:pPr>
+        <w:ind w:firstLine="0"/>
+        <w:jc w:val="center"/>
+      </w:pPr>
+      <w:r>
+        <w:rPr>
+          <w:noProof/>
+        </w:rPr>
+        <w:drawing>
+          <wp:inline distT="0" distB="0" distL="0" distR="0" wp14:anchorId="3FFA836D" wp14:editId="7257262D">
+            <wp:extent cx="2019300" cy="3925014"/>
+            <wp:effectExtent l="0" t="0" r="0" b="0"/>
+            <wp:docPr id="1099766211" name="Рисунок 1"/>
+            <wp:cNvGraphicFramePr>
+              <a:graphicFrameLocks xmlns:a="http://schemas.openxmlformats.org/drawingml/2006/main" noChangeAspect="1"/>
+            </wp:cNvGraphicFramePr>
+            <a:graphic xmlns:a="http://schemas.openxmlformats.org/drawingml/2006/main">
+              <a:graphicData uri="http://schemas.openxmlformats.org/drawingml/2006/picture">
+                <pic:pic xmlns:pic="http://schemas.openxmlformats.org/drawingml/2006/picture">
+                  <pic:nvPicPr>
+                    <pic:cNvPr id="1099766211" name=""/>
+                    <pic:cNvPicPr/>
+                  </pic:nvPicPr>
+                  <pic:blipFill>
+                    <a:blip r:embed="rId8"/>
+                    <a:stretch>
+                      <a:fillRect/>
+                    </a:stretch>
+                  </pic:blipFill>
+                  <pic:spPr>
+                    <a:xfrm>
+                      <a:off x="0" y="0"/>
+                      <a:ext cx="2027964" cy="3941854"/>
+                    </a:xfrm>
+                    <a:prstGeom prst="rect">
+                      <a:avLst/>
+                    </a:prstGeom>
+                  </pic:spPr>
+                </pic:pic>
+              </a:graphicData>
+            </a:graphic>
+          </wp:inline>
+        </w:drawing>
+      </w:r>
+    </w:p>
+    <w:p>
+      <w:pPr>
+        <w:ind w:firstLine="0"/>
+        <w:jc w:val="center"/>
+      </w:pPr>
+      <w:r>
+        <w:t>Рисунок 3.1 – Тестирование машины ввода-вывода и подсистемы обучения</w:t>
+      </w:r>
+    </w:p>
+    <w:p>
+      <w:pPr>
+        <w:ind w:firstLine="0"/>
+        <w:jc w:val="center"/>
+      </w:pPr>
+    </w:p>
+    <w:p>
+      <w:r>
+        <w:t>Затем была проверена работоспособность подсистемы объяснения – пользователь может задавать факты, после чего система пытается найти в дереве решений их обоснование (рисунок 3.2).</w:t>
+      </w:r>
+    </w:p>
+    <w:p/>
+    <w:p>
+      <w:pPr>
+        <w:ind w:firstLine="0"/>
+        <w:jc w:val="center"/>
+      </w:pPr>
+      <w:r>
+        <w:rPr>
+          <w:noProof/>
+        </w:rPr>
+        <w:lastRenderedPageBreak/>
+        <w:drawing>
+          <wp:inline distT="0" distB="0" distL="0" distR="0" wp14:anchorId="00A8A5C8" wp14:editId="40794D27">
+            <wp:extent cx="4404776" cy="1697355"/>
+            <wp:effectExtent l="0" t="0" r="0" b="0"/>
+            <wp:docPr id="1576031061" name="Рисунок 1"/>
+            <wp:cNvGraphicFramePr>
+              <a:graphicFrameLocks xmlns:a="http://schemas.openxmlformats.org/drawingml/2006/main" noChangeAspect="1"/>
+            </wp:cNvGraphicFramePr>
+            <a:graphic xmlns:a="http://schemas.openxmlformats.org/drawingml/2006/main">
+              <a:graphicData uri="http://schemas.openxmlformats.org/drawingml/2006/picture">
+                <pic:pic xmlns:pic="http://schemas.openxmlformats.org/drawingml/2006/picture">
+                  <pic:nvPicPr>
+                    <pic:cNvPr id="1576031061" name=""/>
+                    <pic:cNvPicPr/>
+                  </pic:nvPicPr>
+                  <pic:blipFill>
+                    <a:blip r:embed="rId9"/>
+                    <a:stretch>
+                      <a:fillRect/>
+                    </a:stretch>
+                  </pic:blipFill>
+                  <pic:spPr>
+                    <a:xfrm>
+                      <a:off x="0" y="0"/>
+                      <a:ext cx="4407578" cy="1698435"/>
+                    </a:xfrm>
+                    <a:prstGeom prst="rect">
+                      <a:avLst/>
+                    </a:prstGeom>
+                  </pic:spPr>
+                </pic:pic>
+              </a:graphicData>
+            </a:graphic>
+          </wp:inline>
+        </w:drawing>
+      </w:r>
+    </w:p>
+    <w:p>
+      <w:pPr>
+        <w:ind w:firstLine="0"/>
+        <w:jc w:val="center"/>
+      </w:pPr>
+      <w:r>
+        <w:t>Рисунок 3.2 – Тестирование подсистемы объяснения решений</w:t>
+      </w:r>
+    </w:p>
+    <w:p>
+      <w:pPr>
+        <w:ind w:firstLine="0"/>
+        <w:jc w:val="center"/>
+      </w:pPr>
+    </w:p>
+    <w:p>
+      <w:r>
+        <w:t>Также программа способна в ходе поиска целевой гипотезы объяснять пользователю причину, почему она задала тот или иной вопрос (рисунок 3.3).</w:t>
+      </w:r>
+    </w:p>
+    <w:p/>
+    <w:p>
+      <w:pPr>
+        <w:ind w:firstLine="0"/>
+        <w:jc w:val="center"/>
+      </w:pPr>
+      <w:r>
+        <w:rPr>
+          <w:noProof/>
+        </w:rPr>
+        <w:drawing>
+          <wp:inline distT="0" distB="0" distL="0" distR="0" wp14:anchorId="22B84806" wp14:editId="43746B0F">
+            <wp:extent cx="3409724" cy="2041525"/>
+            <wp:effectExtent l="0" t="0" r="0" b="0"/>
+            <wp:docPr id="313353035" name="Рисунок 1"/>
+            <wp:cNvGraphicFramePr>
+              <a:graphicFrameLocks xmlns:a="http://schemas.openxmlformats.org/drawingml/2006/main" noChangeAspect="1"/>
+            </wp:cNvGraphicFramePr>
+            <a:graphic xmlns:a="http://schemas.openxmlformats.org/drawingml/2006/main">
+              <a:graphicData uri="http://schemas.openxmlformats.org/drawingml/2006/picture">
+                <pic:pic xmlns:pic="http://schemas.openxmlformats.org/drawingml/2006/picture">
+                  <pic:nvPicPr>
+                    <pic:cNvPr id="313353035" name=""/>
+                    <pic:cNvPicPr/>
+                  </pic:nvPicPr>
+                  <pic:blipFill>
+                    <a:blip r:embed="rId10"/>
+                    <a:stretch>
+                      <a:fillRect/>
+                    </a:stretch>
+                  </pic:blipFill>
+                  <pic:spPr>
+                    <a:xfrm>
+                      <a:off x="0" y="0"/>
+                      <a:ext cx="3416197" cy="2045400"/>
+                    </a:xfrm>
+                    <a:prstGeom prst="rect">
+                      <a:avLst/>
+                    </a:prstGeom>
+                  </pic:spPr>
+                </pic:pic>
+              </a:graphicData>
+            </a:graphic>
+          </wp:inline>
+        </w:drawing>
+      </w:r>
+    </w:p>
+    <w:p>
+      <w:pPr>
+        <w:ind w:firstLine="0"/>
+        <w:jc w:val="center"/>
+      </w:pPr>
+      <w:r>
+        <w:t>Рисунок 3.3 – Формирование объяснений по ходу поиска решения</w:t>
+      </w:r>
+    </w:p>
+    <w:p>
+      <w:pPr>
+        <w:ind w:firstLine="0"/>
+        <w:jc w:val="center"/>
+      </w:pPr>
+    </w:p>
+    <w:p/>
     <w:p>
       <w:pPr>
         <w:pStyle w:val="1"/>
@@ -776,7 +2627,6 @@
         </w:numPr>
       </w:pPr>
       <w:r>
-        <w:lastRenderedPageBreak/>
         <w:t>ВЫВОД</w:t>
       </w:r>
     </w:p>
@@ -786,8 +2636,59 @@
       </w:pPr>
     </w:p>
     <w:p>
-      <w:r>
-        <w:t>.</w:t>
+      <w:pPr>
+        <w:rPr>
+          <w:szCs w:val="28"/>
+        </w:rPr>
+      </w:pPr>
+      <w:r>
+        <w:rPr>
+          <w:szCs w:val="28"/>
+        </w:rPr>
+        <w:t xml:space="preserve">В результате выполнения лабораторной работы была разработана экспертная система продукционного типа на </w:t>
+      </w:r>
+      <w:r>
+        <w:rPr>
+          <w:szCs w:val="28"/>
+        </w:rPr>
+        <w:t xml:space="preserve">языке </w:t>
+      </w:r>
+      <w:r>
+        <w:rPr>
+          <w:szCs w:val="28"/>
+          <w:lang w:val="en-US"/>
+        </w:rPr>
+        <w:t>Prolog</w:t>
+      </w:r>
+      <w:r>
+        <w:rPr>
+          <w:szCs w:val="28"/>
+        </w:rPr>
+        <w:t xml:space="preserve">. </w:t>
+      </w:r>
+      <w:r>
+        <w:rPr>
+          <w:szCs w:val="28"/>
+        </w:rPr>
+        <w:t>Были и</w:t>
+      </w:r>
+      <w:r>
+        <w:rPr>
+          <w:szCs w:val="28"/>
+        </w:rPr>
+        <w:t xml:space="preserve">сследованы </w:t>
+      </w:r>
+      <w:r>
+        <w:rPr>
+          <w:szCs w:val="28"/>
+        </w:rPr>
+        <w:t>основные</w:t>
+      </w:r>
+      <w:r>
+        <w:rPr>
+          <w:szCs w:val="28"/>
+        </w:rPr>
+        <w:t xml:space="preserve"> принципы организации экспертных систем.</w:t>
       </w:r>
     </w:p>
     <w:p>
@@ -798,8 +2699,8 @@
       </w:pPr>
     </w:p>
     <w:sectPr>
-      <w:headerReference w:type="default" r:id="rId8"/>
-      <w:headerReference w:type="first" r:id="rId9"/>
+      <w:headerReference w:type="default" r:id="rId11"/>
+      <w:headerReference w:type="first" r:id="rId12"/>
       <w:pgSz w:w="11906" w:h="16838"/>
       <w:pgMar w:top="851" w:right="567" w:bottom="851" w:left="1418" w:header="680" w:footer="680" w:gutter="0"/>
       <w:cols w:space="708"/>
@@ -2324,6 +4225,95 @@
     </w:lvl>
   </w:abstractNum>
   <w:abstractNum w:abstractNumId="14" w15:restartNumberingAfterBreak="0">
+    <w:nsid w:val="2B9822C0"/>
+    <w:multiLevelType w:val="hybridMultilevel"/>
+    <w:tmpl w:val="A8D8DC2E"/>
+    <w:lvl w:ilvl="0" w:tplc="471E975A">
+      <w:start w:val="1"/>
+      <w:numFmt w:val="decimal"/>
+      <w:lvlText w:val="2.%1."/>
+      <w:lvlJc w:val="left"/>
+      <w:pPr>
+        <w:ind w:left="720" w:hanging="360"/>
+      </w:pPr>
+      <w:rPr>
+        <w:rFonts w:hint="default"/>
+      </w:rPr>
+    </w:lvl>
+    <w:lvl w:ilvl="1" w:tplc="04190019">
+      <w:start w:val="1"/>
+      <w:numFmt w:val="lowerLetter"/>
+      <w:lvlText w:val="%2."/>
+      <w:lvlJc w:val="left"/>
+      <w:pPr>
+        <w:ind w:left="1440" w:hanging="360"/>
+      </w:pPr>
+    </w:lvl>
+    <w:lvl w:ilvl="2" w:tplc="0419001B" w:tentative="1">
+      <w:start w:val="1"/>
+      <w:numFmt w:val="lowerRoman"/>
+      <w:lvlText w:val="%3."/>
+      <w:lvlJc w:val="right"/>
+      <w:pPr>
+        <w:ind w:left="2160" w:hanging="180"/>
+      </w:pPr>
+    </w:lvl>
+    <w:lvl w:ilvl="3" w:tplc="0419000F" w:tentative="1">
+      <w:start w:val="1"/>
+      <w:numFmt w:val="decimal"/>
+      <w:lvlText w:val="%4."/>
+      <w:lvlJc w:val="left"/>
+      <w:pPr>
+        <w:ind w:left="2880" w:hanging="360"/>
+      </w:pPr>
+    </w:lvl>
+    <w:lvl w:ilvl="4" w:tplc="04190019" w:tentative="1">
+      <w:start w:val="1"/>
+      <w:numFmt w:val="lowerLetter"/>
+      <w:lvlText w:val="%5."/>
+      <w:lvlJc w:val="left"/>
+      <w:pPr>
+        <w:ind w:left="3600" w:hanging="360"/>
+      </w:pPr>
+    </w:lvl>
+    <w:lvl w:ilvl="5" w:tplc="0419001B" w:tentative="1">
+      <w:start w:val="1"/>
+      <w:numFmt w:val="lowerRoman"/>
+      <w:lvlText w:val="%6."/>
+      <w:lvlJc w:val="right"/>
+      <w:pPr>
+        <w:ind w:left="4320" w:hanging="180"/>
+      </w:pPr>
+    </w:lvl>
+    <w:lvl w:ilvl="6" w:tplc="0419000F" w:tentative="1">
+      <w:start w:val="1"/>
+      <w:numFmt w:val="decimal"/>
+      <w:lvlText w:val="%7."/>
+      <w:lvlJc w:val="left"/>
+      <w:pPr>
+        <w:ind w:left="5040" w:hanging="360"/>
+      </w:pPr>
+    </w:lvl>
+    <w:lvl w:ilvl="7" w:tplc="04190019" w:tentative="1">
+      <w:start w:val="1"/>
+      <w:numFmt w:val="lowerLetter"/>
+      <w:lvlText w:val="%8."/>
+      <w:lvlJc w:val="left"/>
+      <w:pPr>
+        <w:ind w:left="5760" w:hanging="360"/>
+      </w:pPr>
+    </w:lvl>
+    <w:lvl w:ilvl="8" w:tplc="0419001B" w:tentative="1">
+      <w:start w:val="1"/>
+      <w:numFmt w:val="lowerRoman"/>
+      <w:lvlText w:val="%9."/>
+      <w:lvlJc w:val="right"/>
+      <w:pPr>
+        <w:ind w:left="6480" w:hanging="180"/>
+      </w:pPr>
+    </w:lvl>
+  </w:abstractNum>
+  <w:abstractNum w:abstractNumId="15" w15:restartNumberingAfterBreak="0">
     <w:nsid w:val="2D4D1AFF"/>
     <w:multiLevelType w:val="hybridMultilevel"/>
     <w:tmpl w:val="C3EE1132"/>
@@ -2436,7 +4426,7 @@
       </w:rPr>
     </w:lvl>
   </w:abstractNum>
-  <w:abstractNum w:abstractNumId="15" w15:restartNumberingAfterBreak="0">
+  <w:abstractNum w:abstractNumId="16" w15:restartNumberingAfterBreak="0">
     <w:nsid w:val="333B27FB"/>
     <w:multiLevelType w:val="hybridMultilevel"/>
     <w:tmpl w:val="FF225FFC"/>
@@ -2522,7 +4512,7 @@
       </w:pPr>
     </w:lvl>
   </w:abstractNum>
-  <w:abstractNum w:abstractNumId="16" w15:restartNumberingAfterBreak="0">
+  <w:abstractNum w:abstractNumId="17" w15:restartNumberingAfterBreak="0">
     <w:nsid w:val="34E14F36"/>
     <w:multiLevelType w:val="hybridMultilevel"/>
     <w:tmpl w:val="1910EDF0"/>
@@ -2611,7 +4601,7 @@
       </w:pPr>
     </w:lvl>
   </w:abstractNum>
-  <w:abstractNum w:abstractNumId="17" w15:restartNumberingAfterBreak="0">
+  <w:abstractNum w:abstractNumId="18" w15:restartNumberingAfterBreak="0">
     <w:nsid w:val="38863CAE"/>
     <w:multiLevelType w:val="hybridMultilevel"/>
     <w:tmpl w:val="3CB2D4F2"/>
@@ -2724,7 +4714,7 @@
       </w:rPr>
     </w:lvl>
   </w:abstractNum>
-  <w:abstractNum w:abstractNumId="18" w15:restartNumberingAfterBreak="0">
+  <w:abstractNum w:abstractNumId="19" w15:restartNumberingAfterBreak="0">
     <w:nsid w:val="388D3C08"/>
     <w:multiLevelType w:val="hybridMultilevel"/>
     <w:tmpl w:val="0AB0413E"/>
@@ -2813,7 +4803,7 @@
       </w:pPr>
     </w:lvl>
   </w:abstractNum>
-  <w:abstractNum w:abstractNumId="19" w15:restartNumberingAfterBreak="0">
+  <w:abstractNum w:abstractNumId="20" w15:restartNumberingAfterBreak="0">
     <w:nsid w:val="38AB4856"/>
     <w:multiLevelType w:val="hybridMultilevel"/>
     <w:tmpl w:val="C2B2DC14"/>
@@ -2926,7 +4916,7 @@
       </w:rPr>
     </w:lvl>
   </w:abstractNum>
-  <w:abstractNum w:abstractNumId="20" w15:restartNumberingAfterBreak="0">
+  <w:abstractNum w:abstractNumId="21" w15:restartNumberingAfterBreak="0">
     <w:nsid w:val="39F10AD6"/>
     <w:multiLevelType w:val="hybridMultilevel"/>
     <w:tmpl w:val="3BE29F88"/>
@@ -3015,7 +5005,7 @@
       </w:pPr>
     </w:lvl>
   </w:abstractNum>
-  <w:abstractNum w:abstractNumId="21" w15:restartNumberingAfterBreak="0">
+  <w:abstractNum w:abstractNumId="22" w15:restartNumberingAfterBreak="0">
     <w:nsid w:val="3E174836"/>
     <w:multiLevelType w:val="hybridMultilevel"/>
     <w:tmpl w:val="67104976"/>
@@ -3104,7 +5094,7 @@
       </w:pPr>
     </w:lvl>
   </w:abstractNum>
-  <w:abstractNum w:abstractNumId="22" w15:restartNumberingAfterBreak="0">
+  <w:abstractNum w:abstractNumId="23" w15:restartNumberingAfterBreak="0">
     <w:nsid w:val="407205B6"/>
     <w:multiLevelType w:val="hybridMultilevel"/>
     <w:tmpl w:val="3FCA9934"/>
@@ -3196,7 +5186,7 @@
       </w:pPr>
     </w:lvl>
   </w:abstractNum>
-  <w:abstractNum w:abstractNumId="23" w15:restartNumberingAfterBreak="0">
+  <w:abstractNum w:abstractNumId="24" w15:restartNumberingAfterBreak="0">
     <w:nsid w:val="49B32C19"/>
     <w:multiLevelType w:val="hybridMultilevel"/>
     <w:tmpl w:val="2F903250"/>
@@ -3285,7 +5275,7 @@
       </w:pPr>
     </w:lvl>
   </w:abstractNum>
-  <w:abstractNum w:abstractNumId="24" w15:restartNumberingAfterBreak="0">
+  <w:abstractNum w:abstractNumId="25" w15:restartNumberingAfterBreak="0">
     <w:nsid w:val="4C452988"/>
     <w:multiLevelType w:val="hybridMultilevel"/>
     <w:tmpl w:val="F7EE2C2C"/>
@@ -3371,7 +5361,7 @@
       </w:pPr>
     </w:lvl>
   </w:abstractNum>
-  <w:abstractNum w:abstractNumId="25" w15:restartNumberingAfterBreak="0">
+  <w:abstractNum w:abstractNumId="26" w15:restartNumberingAfterBreak="0">
     <w:nsid w:val="4C715EE2"/>
     <w:multiLevelType w:val="multilevel"/>
     <w:tmpl w:val="0419001F"/>
@@ -3457,7 +5447,7 @@
       </w:pPr>
     </w:lvl>
   </w:abstractNum>
-  <w:abstractNum w:abstractNumId="26" w15:restartNumberingAfterBreak="0">
+  <w:abstractNum w:abstractNumId="27" w15:restartNumberingAfterBreak="0">
     <w:nsid w:val="4CBE5273"/>
     <w:multiLevelType w:val="hybridMultilevel"/>
     <w:tmpl w:val="864A55E6"/>
@@ -3570,7 +5560,7 @@
       </w:rPr>
     </w:lvl>
   </w:abstractNum>
-  <w:abstractNum w:abstractNumId="27" w15:restartNumberingAfterBreak="0">
+  <w:abstractNum w:abstractNumId="28" w15:restartNumberingAfterBreak="0">
     <w:nsid w:val="4E944F8B"/>
     <w:multiLevelType w:val="hybridMultilevel"/>
     <w:tmpl w:val="F06E6690"/>
@@ -3660,7 +5650,7 @@
       </w:pPr>
     </w:lvl>
   </w:abstractNum>
-  <w:abstractNum w:abstractNumId="28" w15:restartNumberingAfterBreak="0">
+  <w:abstractNum w:abstractNumId="29" w15:restartNumberingAfterBreak="0">
     <w:nsid w:val="56BB1842"/>
     <w:multiLevelType w:val="hybridMultilevel"/>
     <w:tmpl w:val="ABE63A3A"/>
@@ -3746,7 +5736,7 @@
       </w:pPr>
     </w:lvl>
   </w:abstractNum>
-  <w:abstractNum w:abstractNumId="29" w15:restartNumberingAfterBreak="0">
+  <w:abstractNum w:abstractNumId="30" w15:restartNumberingAfterBreak="0">
     <w:nsid w:val="587665A4"/>
     <w:multiLevelType w:val="hybridMultilevel"/>
     <w:tmpl w:val="FF225FFC"/>
@@ -3832,7 +5822,7 @@
       </w:pPr>
     </w:lvl>
   </w:abstractNum>
-  <w:abstractNum w:abstractNumId="30" w15:restartNumberingAfterBreak="0">
+  <w:abstractNum w:abstractNumId="31" w15:restartNumberingAfterBreak="0">
     <w:nsid w:val="6B376AD6"/>
     <w:multiLevelType w:val="hybridMultilevel"/>
     <w:tmpl w:val="286039B8"/>
@@ -3924,7 +5914,7 @@
       </w:pPr>
     </w:lvl>
   </w:abstractNum>
-  <w:abstractNum w:abstractNumId="31" w15:restartNumberingAfterBreak="0">
+  <w:abstractNum w:abstractNumId="32" w15:restartNumberingAfterBreak="0">
     <w:nsid w:val="6F07307D"/>
     <w:multiLevelType w:val="hybridMultilevel"/>
     <w:tmpl w:val="AC6ADF38"/>
@@ -4037,7 +6027,7 @@
       </w:rPr>
     </w:lvl>
   </w:abstractNum>
-  <w:abstractNum w:abstractNumId="32" w15:restartNumberingAfterBreak="0">
+  <w:abstractNum w:abstractNumId="33" w15:restartNumberingAfterBreak="0">
     <w:nsid w:val="6F1A7BCB"/>
     <w:multiLevelType w:val="hybridMultilevel"/>
     <w:tmpl w:val="1DEEAC22"/>
@@ -4126,7 +6116,7 @@
       </w:pPr>
     </w:lvl>
   </w:abstractNum>
-  <w:abstractNum w:abstractNumId="33" w15:restartNumberingAfterBreak="0">
+  <w:abstractNum w:abstractNumId="34" w15:restartNumberingAfterBreak="0">
     <w:nsid w:val="76417436"/>
     <w:multiLevelType w:val="hybridMultilevel"/>
     <w:tmpl w:val="D90C6236"/>
@@ -4215,7 +6205,7 @@
       </w:pPr>
     </w:lvl>
   </w:abstractNum>
-  <w:abstractNum w:abstractNumId="34" w15:restartNumberingAfterBreak="0">
+  <w:abstractNum w:abstractNumId="35" w15:restartNumberingAfterBreak="0">
     <w:nsid w:val="77170CDC"/>
     <w:multiLevelType w:val="hybridMultilevel"/>
     <w:tmpl w:val="0F3CF674"/>
@@ -4301,7 +6291,7 @@
       </w:pPr>
     </w:lvl>
   </w:abstractNum>
-  <w:abstractNum w:abstractNumId="35" w15:restartNumberingAfterBreak="0">
+  <w:abstractNum w:abstractNumId="36" w15:restartNumberingAfterBreak="0">
     <w:nsid w:val="77AA0B70"/>
     <w:multiLevelType w:val="multilevel"/>
     <w:tmpl w:val="0419001F"/>
@@ -4387,7 +6377,7 @@
       </w:pPr>
     </w:lvl>
   </w:abstractNum>
-  <w:abstractNum w:abstractNumId="36" w15:restartNumberingAfterBreak="0">
+  <w:abstractNum w:abstractNumId="37" w15:restartNumberingAfterBreak="0">
     <w:nsid w:val="7EB527D0"/>
     <w:multiLevelType w:val="hybridMultilevel"/>
     <w:tmpl w:val="5ACA58B0"/>
@@ -4477,37 +6467,37 @@
     </w:lvl>
   </w:abstractNum>
   <w:num w:numId="1" w16cid:durableId="583152692">
-    <w:abstractNumId w:val="30"/>
+    <w:abstractNumId w:val="31"/>
   </w:num>
   <w:num w:numId="2" w16cid:durableId="811481258">
-    <w:abstractNumId w:val="14"/>
+    <w:abstractNumId w:val="15"/>
   </w:num>
   <w:num w:numId="3" w16cid:durableId="1930581888">
-    <w:abstractNumId w:val="18"/>
+    <w:abstractNumId w:val="19"/>
   </w:num>
   <w:num w:numId="4" w16cid:durableId="227692356">
-    <w:abstractNumId w:val="21"/>
+    <w:abstractNumId w:val="22"/>
   </w:num>
   <w:num w:numId="5" w16cid:durableId="1122965328">
     <w:abstractNumId w:val="6"/>
   </w:num>
   <w:num w:numId="6" w16cid:durableId="1894268742">
-    <w:abstractNumId w:val="23"/>
+    <w:abstractNumId w:val="24"/>
   </w:num>
   <w:num w:numId="7" w16cid:durableId="501702979">
-    <w:abstractNumId w:val="36"/>
+    <w:abstractNumId w:val="37"/>
   </w:num>
   <w:num w:numId="8" w16cid:durableId="577986243">
-    <w:abstractNumId w:val="27"/>
+    <w:abstractNumId w:val="28"/>
   </w:num>
   <w:num w:numId="9" w16cid:durableId="1399403579">
-    <w:abstractNumId w:val="22"/>
+    <w:abstractNumId w:val="23"/>
   </w:num>
   <w:num w:numId="10" w16cid:durableId="104466794">
     <w:abstractNumId w:val="10"/>
   </w:num>
   <w:num w:numId="11" w16cid:durableId="1082993848">
-    <w:abstractNumId w:val="33"/>
+    <w:abstractNumId w:val="34"/>
   </w:num>
   <w:num w:numId="12" w16cid:durableId="1877619112">
     <w:abstractNumId w:val="4"/>
@@ -4516,10 +6506,10 @@
     <w:abstractNumId w:val="2"/>
   </w:num>
   <w:num w:numId="14" w16cid:durableId="1062406712">
-    <w:abstractNumId w:val="35"/>
+    <w:abstractNumId w:val="36"/>
   </w:num>
   <w:num w:numId="15" w16cid:durableId="2045709851">
-    <w:abstractNumId w:val="25"/>
+    <w:abstractNumId w:val="26"/>
   </w:num>
   <w:num w:numId="16" w16cid:durableId="984506477">
     <w:abstractNumId w:val="13"/>
@@ -4528,40 +6518,40 @@
     <w:abstractNumId w:val="8"/>
   </w:num>
   <w:num w:numId="18" w16cid:durableId="1016737598">
-    <w:abstractNumId w:val="20"/>
+    <w:abstractNumId w:val="21"/>
   </w:num>
   <w:num w:numId="19" w16cid:durableId="327950918">
-    <w:abstractNumId w:val="16"/>
+    <w:abstractNumId w:val="17"/>
   </w:num>
   <w:num w:numId="20" w16cid:durableId="229465181">
     <w:abstractNumId w:val="0"/>
   </w:num>
   <w:num w:numId="21" w16cid:durableId="1043362291">
-    <w:abstractNumId w:val="24"/>
+    <w:abstractNumId w:val="25"/>
   </w:num>
   <w:num w:numId="22" w16cid:durableId="1920096576">
     <w:abstractNumId w:val="11"/>
   </w:num>
   <w:num w:numId="23" w16cid:durableId="887179501">
-    <w:abstractNumId w:val="34"/>
+    <w:abstractNumId w:val="35"/>
   </w:num>
   <w:num w:numId="24" w16cid:durableId="136185210">
-    <w:abstractNumId w:val="28"/>
+    <w:abstractNumId w:val="29"/>
   </w:num>
   <w:num w:numId="25" w16cid:durableId="1179541330">
     <w:abstractNumId w:val="7"/>
   </w:num>
   <w:num w:numId="26" w16cid:durableId="571081611">
-    <w:abstractNumId w:val="32"/>
+    <w:abstractNumId w:val="33"/>
   </w:num>
   <w:num w:numId="27" w16cid:durableId="105469836">
-    <w:abstractNumId w:val="31"/>
+    <w:abstractNumId w:val="32"/>
   </w:num>
   <w:num w:numId="28" w16cid:durableId="1029839219">
     <w:abstractNumId w:val="5"/>
   </w:num>
   <w:num w:numId="29" w16cid:durableId="1295453238">
-    <w:abstractNumId w:val="17"/>
+    <w:abstractNumId w:val="18"/>
   </w:num>
   <w:num w:numId="30" w16cid:durableId="2114586564">
     <w:abstractNumId w:val="12"/>
@@ -4570,10 +6560,10 @@
     <w:abstractNumId w:val="9"/>
   </w:num>
   <w:num w:numId="32" w16cid:durableId="829564698">
-    <w:abstractNumId w:val="19"/>
+    <w:abstractNumId w:val="20"/>
   </w:num>
   <w:num w:numId="33" w16cid:durableId="864178753">
-    <w:abstractNumId w:val="26"/>
+    <w:abstractNumId w:val="27"/>
   </w:num>
   <w:num w:numId="34" w16cid:durableId="1700543545">
     <w:abstractNumId w:val="3"/>
@@ -4582,10 +6572,13 @@
     <w:abstractNumId w:val="1"/>
   </w:num>
   <w:num w:numId="36" w16cid:durableId="233705850">
-    <w:abstractNumId w:val="15"/>
+    <w:abstractNumId w:val="16"/>
   </w:num>
   <w:num w:numId="37" w16cid:durableId="344409462">
-    <w:abstractNumId w:val="29"/>
+    <w:abstractNumId w:val="30"/>
+  </w:num>
+  <w:num w:numId="38" w16cid:durableId="1845902624">
+    <w:abstractNumId w:val="14"/>
   </w:num>
 </w:numbering>
 </file>
